--- a/워드/C1_교사용_운영가이드.docx
+++ b/워드/C1_교사용_운영가이드.docx
@@ -553,6 +553,30 @@
               <w:t>S11에서 ‘설명하고 싶어지는 지점이 곧 고칠 곳’이라는 것을 짚어 주세요.</w:t>
             </w:r>
           </w:p>
+          <w:p>
+            <w:pPr>
+              <w:spacing w:after="20" w:line="312" w:lineRule="auto"/>
+            </w:pPr>
+            <w:r>
+              <w:rPr>
+                <w:rFonts w:ascii="맑은 고딕" w:hAnsi="맑은 고딕" w:eastAsia="맑은 고딕"/>
+                <w:sz w:val="20"/>
+              </w:rPr>
+              <w:t>기기에 실행 도구가 없어도 됩니다. S1~S6만 해도 이 모듈의 절반은 달성됩니다.</w:t>
+            </w:r>
+          </w:p>
+          <w:p>
+            <w:pPr>
+              <w:spacing w:after="20" w:line="312" w:lineRule="auto"/>
+            </w:pPr>
+            <w:r>
+              <w:rPr>
+                <w:rFonts w:ascii="맑은 고딕" w:hAnsi="맑은 고딕" w:eastAsia="맑은 고딕"/>
+                <w:sz w:val="20"/>
+              </w:rPr>
+              <w:t>‘다 만든 사람은 기능 추가’를 상으로 걸면 진도 차이를 흡수할 수 있습니다.</w:t>
+            </w:r>
+          </w:p>
         </w:tc>
       </w:tr>
     </w:tbl>
@@ -4396,6 +4420,130 @@
                 <w:sz w:val="19"/>
               </w:rPr>
               <w:t>친구 앱의 오류를 대신 봐 주는 역할을 맡기거나, 기능 하나를 추가하게 합니다.</w:t>
+            </w:r>
+          </w:p>
+        </w:tc>
+      </w:tr>
+      <w:tr>
+        <w:tc>
+          <w:tcPr>
+            <w:tcW w:type="dxa" w:w="2381"/>
+            <w:tcBorders>
+              <w:top w:val="single" w:sz="6" w:space="0" w:color="C8D2E0"/>
+              <w:left w:val="single" w:sz="6" w:space="0" w:color="C8D2E0"/>
+              <w:bottom w:val="single" w:sz="6" w:space="0" w:color="C8D2E0"/>
+              <w:right w:val="single" w:sz="6" w:space="0" w:color="C8D2E0"/>
+            </w:tcBorders>
+            <w:tcMar>
+              <w:top w:w="100" w:type="dxa"/>
+              <w:left w:w="100" w:type="dxa"/>
+              <w:bottom w:w="100" w:type="dxa"/>
+              <w:right w:w="100" w:type="dxa"/>
+            </w:tcMar>
+          </w:tcPr>
+          <w:p>
+            <w:pPr>
+              <w:spacing w:after="0" w:line="288" w:lineRule="auto"/>
+            </w:pPr>
+            <w:r/>
+            <w:r>
+              <w:rPr>
+                <w:rFonts w:ascii="맑은 고딕" w:hAnsi="맑은 고딕" w:eastAsia="맑은 고딕"/>
+                <w:sz w:val="19"/>
+              </w:rPr>
+              <w:t>학생마다 진도가 크게 벌어진다</w:t>
+            </w:r>
+          </w:p>
+        </w:tc>
+        <w:tc>
+          <w:tcPr>
+            <w:tcW w:type="dxa" w:w="7257"/>
+            <w:tcBorders>
+              <w:top w:val="single" w:sz="6" w:space="0" w:color="C8D2E0"/>
+              <w:left w:val="single" w:sz="6" w:space="0" w:color="C8D2E0"/>
+              <w:bottom w:val="single" w:sz="6" w:space="0" w:color="C8D2E0"/>
+              <w:right w:val="single" w:sz="6" w:space="0" w:color="C8D2E0"/>
+            </w:tcBorders>
+            <w:tcMar>
+              <w:top w:w="100" w:type="dxa"/>
+              <w:left w:w="100" w:type="dxa"/>
+              <w:bottom w:w="100" w:type="dxa"/>
+              <w:right w:w="100" w:type="dxa"/>
+            </w:tcMar>
+          </w:tcPr>
+          <w:p>
+            <w:pPr>
+              <w:spacing w:after="0" w:line="288" w:lineRule="auto"/>
+            </w:pPr>
+            <w:r/>
+            <w:r>
+              <w:rPr>
+                <w:rFonts w:ascii="맑은 고딕" w:hAnsi="맑은 고딕" w:eastAsia="맑은 고딕"/>
+                <w:sz w:val="19"/>
+              </w:rPr>
+              <w:t>먼저 끝낸 학생을 ‘오류 봐 주는 사람’으로 지정하세요. 대신 코드를 고쳐 주지 말고 오류 메시지를 옮겨 붙이라고만 하게 합니다.</w:t>
+            </w:r>
+          </w:p>
+        </w:tc>
+      </w:tr>
+      <w:tr>
+        <w:tc>
+          <w:tcPr>
+            <w:tcW w:type="dxa" w:w="2381"/>
+            <w:tcBorders>
+              <w:top w:val="single" w:sz="6" w:space="0" w:color="C8D2E0"/>
+              <w:left w:val="single" w:sz="6" w:space="0" w:color="C8D2E0"/>
+              <w:bottom w:val="single" w:sz="6" w:space="0" w:color="C8D2E0"/>
+              <w:right w:val="single" w:sz="6" w:space="0" w:color="C8D2E0"/>
+            </w:tcBorders>
+            <w:tcMar>
+              <w:top w:w="100" w:type="dxa"/>
+              <w:left w:w="100" w:type="dxa"/>
+              <w:bottom w:w="100" w:type="dxa"/>
+              <w:right w:w="100" w:type="dxa"/>
+            </w:tcMar>
+          </w:tcPr>
+          <w:p>
+            <w:pPr>
+              <w:spacing w:after="0" w:line="288" w:lineRule="auto"/>
+            </w:pPr>
+            <w:r/>
+            <w:r>
+              <w:rPr>
+                <w:rFonts w:ascii="맑은 고딕" w:hAnsi="맑은 고딕" w:eastAsia="맑은 고딕"/>
+                <w:sz w:val="19"/>
+              </w:rPr>
+              <w:t>만든 앱이 실행은 되는데 볼품없다</w:t>
+            </w:r>
+          </w:p>
+        </w:tc>
+        <w:tc>
+          <w:tcPr>
+            <w:tcW w:type="dxa" w:w="7257"/>
+            <w:tcBorders>
+              <w:top w:val="single" w:sz="6" w:space="0" w:color="C8D2E0"/>
+              <w:left w:val="single" w:sz="6" w:space="0" w:color="C8D2E0"/>
+              <w:bottom w:val="single" w:sz="6" w:space="0" w:color="C8D2E0"/>
+              <w:right w:val="single" w:sz="6" w:space="0" w:color="C8D2E0"/>
+            </w:tcBorders>
+            <w:tcMar>
+              <w:top w:w="100" w:type="dxa"/>
+              <w:left w:w="100" w:type="dxa"/>
+              <w:bottom w:w="100" w:type="dxa"/>
+              <w:right w:w="100" w:type="dxa"/>
+            </w:tcMar>
+          </w:tcPr>
+          <w:p>
+            <w:pPr>
+              <w:spacing w:after="0" w:line="288" w:lineRule="auto"/>
+            </w:pPr>
+            <w:r/>
+            <w:r>
+              <w:rPr>
+                <w:rFonts w:ascii="맑은 고딕" w:hAnsi="맑은 고딕" w:eastAsia="맑은 고딕"/>
+                <w:sz w:val="19"/>
+              </w:rPr>
+              <w:t>이 시간의 목표가 아닙니다. 되는 것이 먼저입니다. 꾸미기는 S8 ③번 요청 하나로 충분합니다.</w:t>
             </w:r>
           </w:p>
         </w:tc>
@@ -10749,6 +10897,18 @@
                 <w:sz w:val="20"/>
               </w:rPr>
               <w:t>만든 앱을 반에서 실제로 쓰면(발표 순서 뽑기 등) 다음 시간 참여도가 확 올라갑니다.</w:t>
+            </w:r>
+          </w:p>
+          <w:p>
+            <w:pPr>
+              <w:spacing w:after="20" w:line="312" w:lineRule="auto"/>
+            </w:pPr>
+            <w:r>
+              <w:rPr>
+                <w:rFonts w:ascii="맑은 고딕" w:hAnsi="맑은 고딕" w:eastAsia="맑은 고딕"/>
+                <w:sz w:val="20"/>
+              </w:rPr>
+              <w:t>만든 앱을 학급 게시판이나 단톡방에 링크로 올려 두면 실제로 쓰이게 됩니다.</w:t>
             </w:r>
           </w:p>
         </w:tc>
